--- a/Periodicals/JF/Volume 80, Issue 2/Crisis Interventions in Corporate Insolvency/Crisis Interventions in Corporate Insolvency_output.docx
+++ b/Periodicals/JF/Volume 80, Issue 2/Crisis Interventions in Corporate Insolvency/Crisis Interventions in Corporate Insolvency_output.docx
@@ -32,12 +32,12 @@
     </w:p>
     <w:p>
       <w:r>
-        <w:t>AI标题: 破产干预临界点：抵押品外部性重塑清算最优解</w:t>
+        <w:t>AI标题: 清算补贴反成最优解：抵押品外部性重构破产干预策略</w:t>
       </w:r>
     </w:p>
     <w:p>
       <w:r>
-        <w:t>AI精炼: 当企业陷入破产危机时，政府应该救还是弃？这篇发表于金融学顶刊的研究《企业破产中的危机干预》给出了颠覆传统认知的答案：在某些情况下，主动清算僵尸企业反而能拯救经济。传统破产法通常以债权人利益最大化为准则，但研究者发现这种单一视角存在双重盲区：一是资产抛售引发价格崩盘（甩卖外部性），二是银行资金紧张推高融资成本（抵押品外部性）。通过构建包含企业、银行、套利者和家庭四部门的一般均衡模型，论文首次揭示了两种外部性的动态博弈——前者抑制清算，后者却鼓励清算。研究团队发现，当企业杠杆率高、经营亏损大或生产率低下时，政府应通过税收工具鼓励银行清算不良资产。反直觉的是，即便甩卖损失加剧，清算补贴依然有效——因为释放的银行资金能激活健康企业，形成「抵押品增值-利率下降-信贷扩张」的良性循环。研究还发现，对银行的定向救助比直接注资企业更高效，因其能通过抵押品乘数撬动更多资源。这项研究为2000年代日本「竹中计划」清算补贴政策提供了理论支撑，也为疫情期间美国的破产保护政策划定了边界。它提示政策制定者：危机干预不是非黑即白的拯救游戏，而是要在僵尸企业吸血的「血栓效应」与资产抛售的「失血效应」间找到精妙平衡。</w:t>
+        <w:t>AI精炼: **企业破产中的危机干预：平衡清算与重组的艺术**  这篇由经济学家团队发表于金融学顶刊的论文，探讨了一个经典的政策难题：当企业陷入破产危机时，政府究竟该推动资产清算还是支持重组？传统观点认为应避免清算带来的资产贱卖（Fire-sale）负外部性，但作者通过构建两期一般均衡模型，揭示了被忽视的"抵押品外部性"——重组反而可能挤占银行资金，推高全市场融资成本。  研究突破性地将银行抵押约束、资产抛售效应与信贷市场联动纳入统一框架。模型显示：当企业运营亏损严重、杠杆率高或生产率低下时，社会最优解竟是补贴清算！因为此时释放银行资金用于健康企业，通过降低利率产生的正外部性，远超资产贱卖损失。更反直觉的是，当贱卖折扣越大，政策反而更应鼓励清算——边际成本下降使资金再配置收益凸显。  作者进一步将破产干预与宏观审慎监管、纾困政策联动分析，发现银行救助比企业直接注资更有效（因存在抵押乘数效应），而事前资本监管需精准对冲抵押品外部性。该模型为日本2000年代"竹中计划"清算补贴与美国新冠期间重组支持提供了统一解释框架：前者应对长期低效企业，后者针对暂时流动性危机。这项研究为危机政策工具箱提供了动态权衡指南，重新定义了"太大不能倒"的决策边界。</w:t>
       </w:r>
     </w:p>
     <w:p>
@@ -47,12 +47,7 @@
     </w:p>
     <w:p>
       <w:r>
-        <w:t>一般均衡模型</w:t>
-      </w:r>
-    </w:p>
-    <w:p>
-      <w:r>
-        <w:t>甩卖外部性</w:t>
+        <w:t>两期一般均衡模型</w:t>
       </w:r>
     </w:p>
     <w:p>
@@ -62,35 +57,45 @@
     </w:p>
     <w:p>
       <w:r>
-        <w:t>清算阈值规则</w:t>
+        <w:t>银行抵押约束</w:t>
       </w:r>
     </w:p>
     <w:p>
       <w:r>
-        <w:t>抵押约束乘数</w:t>
+        <w:t>清算补贴机制</w:t>
       </w:r>
     </w:p>
     <w:p>
       <w:r>
-        <w:t>银行有效回报率</w:t>
+        <w:t>资产贱卖效应</w:t>
       </w:r>
     </w:p>
     <w:p>
       <w:r>
-        <w:t>破产干预税收工具</w:t>
+        <w:t>信贷市场联动</w:t>
       </w:r>
     </w:p>
     <w:p>
       <w:r>
-        <w:t>学术要点: 学术要点 1：抵押外部性（Collateral Externality）|||银行重组破产企业时占用资金导致信贷市场利率上升，通过抵押品价值重估机制对其他银行产生负向连锁反应，这种未被个体银行内部化的外部效应。|||</w:t>
+        <w:t>宏观审慎监管</w:t>
+      </w:r>
+    </w:p>
+    <w:p>
+      <w:r>
+        <w:t>纾困政策乘数</w:t>
+      </w:r>
+    </w:p>
+    <w:p>
+      <w:r>
+        <w:t>学术要点: 学术要点 1：抛售外部性（Fire-Sale Externality） 指破产资产清算引发的价格螺旋下跌效应，通过降低抵押品价值加剧系统性风险，其边际成本与银行资金的社会边际价值直接相关。|||</w:t>
         <w:br/>
-        <w:t>学术要点 2：抛售外部性（Fire-Sale Externality）|||清算行为导致资产价格下跌，通过降低所有银行的清算回收价值产生负外部性，但该价格效应在抵押约束下具有社会福利损失的非中性特征。|||</w:t>
+        <w:t>学术要点 2：抵押外部性（Collateral Externality） 银行重组决策通过改变信贷市场利率产生的网络效应，重组行为会占用贷款资源推高市场利率，导致其他银行抵押品价值重估的负反馈机制。|||</w:t>
         <w:br/>
-        <w:t>学术要点 3：清算阈值规则（Liquidation Threshold Rule）|||基于企业长期价值设置动态清算门槛的决策机制，其社会最优阈值与私人最优阈值因外部性差异产生系统性偏离。|||</w:t>
+        <w:t>学术要点 3：有效回报乘数（Effective Return Multiplier） 社会规划者与私人银行在资金使用效率上的差异系数，反映银行新增贷款通过抵押再融资产生的乘数放大效应，由初始债务规模与抵押折扣率共同决定。|||</w:t>
         <w:br/>
-        <w:t>学术要点 4：抵押再估值乘数（Collateral Revaluation Multiplier）|||反映银行新增贷款通过利率传导提升抵押品价值的放大效应，量化社会计划者与私人银行在资金边际价值评估上的差异。|||</w:t>
+        <w:t>学术要点 4：非收入中性清算补贴（Non-Revenue-Neutral Liquidation Subsidies） 兼具资本重组与激励修正双重功能的政策工具，通过转移支付同时缓解银行抵押约束并修正清算阈值，优于无条件救助的特殊干预形式。|||</w:t>
         <w:br/>
-        <w:t>学术要点 5：异质银行分拆（Heterogeneous Bank Bifurcation）|||根据抵押品折扣率将银行划分为清算专营机构与重组专营机构的政策设计，通过功能分离实现社会福利最大化的干预策略。</w:t>
+        <w:t>学术要点 5：债权人功能分置（Creditor Seniority Bifurcation） 在银行异质性情境下，规划者依据抵押折扣率将银行分为清算银行与重组银行，通过优先权结构调整实现系统性抵押价值最大化的分配机制。</w:t>
       </w:r>
     </w:p>
     <w:p>
